--- a/Tables/prob_contrast.docx
+++ b/Tables/prob_contrast.docx
@@ -101,17 +101,17 @@
               <w:pStyle w:val="Normal"/>
             </w:pPr>
             <w:r>
-              <w:t>-28 ± 26 (-27)</w:t>
-            </w:r>
-          </w:p>
-        </w:tc>
-        <w:tc>
-          <w:p>
-            <w:pPr>
-              <w:pStyle w:val="Normal"/>
-            </w:pPr>
-            <w:r>
-              <w:t>0.73 ± 0.25 (0.7)</w:t>
+              <w:t>-30 ± 28 (-28)</w:t>
+            </w:r>
+          </w:p>
+        </w:tc>
+        <w:tc>
+          <w:p>
+            <w:pPr>
+              <w:pStyle w:val="Normal"/>
+            </w:pPr>
+            <w:r>
+              <w:t>0.73 ± 0.26 (0.69)</w:t>
             </w:r>
           </w:p>
         </w:tc>
@@ -153,17 +153,17 @@
               <w:pStyle w:val="Normal"/>
             </w:pPr>
             <w:r>
-              <w:t>-62 ± 23 (-61)</w:t>
-            </w:r>
-          </w:p>
-        </w:tc>
-        <w:tc>
-          <w:p>
-            <w:pPr>
-              <w:pStyle w:val="Normal"/>
-            </w:pPr>
-            <w:r>
-              <w:t>0.36 ± 0.13 (0.33)</w:t>
+              <w:t>-65 ± 25 (-63)</w:t>
+            </w:r>
+          </w:p>
+        </w:tc>
+        <w:tc>
+          <w:p>
+            <w:pPr>
+              <w:pStyle w:val="Normal"/>
+            </w:pPr>
+            <w:r>
+              <w:t>0.35 ± 0.13 (0.32)</w:t>
             </w:r>
           </w:p>
         </w:tc>
@@ -205,17 +205,17 @@
               <w:pStyle w:val="Normal"/>
             </w:pPr>
             <w:r>
-              <w:t>-68 ± 22 (-66)</w:t>
-            </w:r>
-          </w:p>
-        </w:tc>
-        <w:tc>
-          <w:p>
-            <w:pPr>
-              <w:pStyle w:val="Normal"/>
-            </w:pPr>
-            <w:r>
-              <w:t>0.3 ± 0.11 (0.28)</w:t>
+              <w:t>-70 ± 24 (-68)</w:t>
+            </w:r>
+          </w:p>
+        </w:tc>
+        <w:tc>
+          <w:p>
+            <w:pPr>
+              <w:pStyle w:val="Normal"/>
+            </w:pPr>
+            <w:r>
+              <w:t>0.28 ± 0.11 (0.27)</w:t>
             </w:r>
           </w:p>
         </w:tc>
